--- a/2nd Paper Chapter 2 জৈব রসায়ন/Replace subscript charecter.docx
+++ b/2nd Paper Chapter 2 জৈব রসায়ন/Replace subscript charecter.docx
@@ -32,6 +32,1262 @@
       <w:r>
         <w:t xml:space="preserve"> </w:t>
       </w:r>
+    </w:p>
+    <w:p>
+      <w:pPr>
+        <w:pStyle w:val="NormalWeb"/>
+      </w:pPr>
+    </w:p>
+    <w:p>
+      <w:pPr>
+        <w:pStyle w:val="NormalWeb"/>
+        <w:rPr>
+          <w:color w:val="FF0000"/>
+        </w:rPr>
+      </w:pPr>
+      <w:r>
+        <w:rPr>
+          <w:color w:val="FF0000"/>
+          <w:highlight w:val="yellow"/>
+        </w:rPr>
+        <w:t>Add 3</w:t>
+      </w:r>
+    </w:p>
+    <w:p>
+      <w:pPr>
+        <w:rPr>
+          <w:rFonts w:ascii="Kalpurush" w:hAnsi="Kalpurush" w:cs="Kalpurush"/>
+        </w:rPr>
+      </w:pPr>
+      <w:proofErr w:type="spellStart"/>
+      <w:r>
+        <w:rPr>
+          <w:rFonts w:ascii="Kalpurush" w:eastAsia="Noto Sans Bengali" w:hAnsi="Kalpurush" w:cs="Kalpurush"/>
+          <w:b/>
+          <w:sz w:val="32"/>
+          <w:highlight w:val="green"/>
+        </w:rPr>
+        <w:t>অ্যালকেনের</w:t>
+      </w:r>
+      <w:proofErr w:type="spellEnd"/>
+      <w:r>
+        <w:rPr>
+          <w:rFonts w:ascii="Kalpurush" w:eastAsia="Noto Sans Bengali" w:hAnsi="Kalpurush" w:cs="Kalpurush"/>
+          <w:b/>
+          <w:sz w:val="32"/>
+          <w:highlight w:val="green"/>
+        </w:rPr>
+        <w:t xml:space="preserve"> </w:t>
+      </w:r>
+      <w:proofErr w:type="spellStart"/>
+      <w:r>
+        <w:rPr>
+          <w:rFonts w:ascii="Kalpurush" w:eastAsia="Noto Sans Bengali" w:hAnsi="Kalpurush" w:cs="Kalpurush"/>
+          <w:b/>
+          <w:sz w:val="32"/>
+          <w:highlight w:val="green"/>
+        </w:rPr>
+        <w:t>ক্লোরিনেশন</w:t>
+      </w:r>
+      <w:proofErr w:type="spellEnd"/>
+      <w:r>
+        <w:rPr>
+          <w:rFonts w:ascii="Kalpurush" w:eastAsia="Noto Sans Bengali" w:hAnsi="Kalpurush" w:cs="Kalpurush"/>
+          <w:b/>
+          <w:sz w:val="32"/>
+          <w:highlight w:val="green"/>
+        </w:rPr>
+        <w:t xml:space="preserve"> </w:t>
+      </w:r>
+      <w:proofErr w:type="spellStart"/>
+      <w:r>
+        <w:rPr>
+          <w:rFonts w:ascii="Kalpurush" w:eastAsia="Noto Sans Bengali" w:hAnsi="Kalpurush" w:cs="Kalpurush"/>
+          <w:b/>
+          <w:sz w:val="32"/>
+          <w:highlight w:val="green"/>
+        </w:rPr>
+        <w:t>বিক্রিয়া</w:t>
+      </w:r>
+      <w:proofErr w:type="spellEnd"/>
+    </w:p>
+    <w:p>
+      <w:pPr>
+        <w:spacing w:after="40"/>
+        <w:rPr>
+          <w:rFonts w:ascii="Kalpurush" w:hAnsi="Kalpurush" w:cs="Kalpurush"/>
+          <w:b/>
+        </w:rPr>
+      </w:pPr>
+      <w:r>
+        <w:rPr>
+          <w:rFonts w:ascii="Kalpurush" w:hAnsi="Kalpurush" w:cs="Kalpurush"/>
+          <w:b/>
+        </w:rPr>
+        <w:t xml:space="preserve">১. </w:t>
+      </w:r>
+      <w:r>
+        <w:rPr>
+          <w:rFonts w:ascii="Kalpurush" w:hAnsi="Kalpurush" w:cs="Kalpurush"/>
+          <w:b/>
+        </w:rPr>
+        <w:drawing>
+          <wp:inline distT="0" distB="0" distL="0" distR="0" wp14:anchorId="5623B91A" wp14:editId="33810A9D">
+            <wp:extent cx="4359018" cy="579170"/>
+            <wp:effectExtent l="0" t="0" r="3810" b="0"/>
+            <wp:docPr id="1" name="Picture 1"/>
+            <wp:cNvGraphicFramePr>
+              <a:graphicFrameLocks xmlns:a="http://schemas.openxmlformats.org/drawingml/2006/main" noChangeAspect="1"/>
+            </wp:cNvGraphicFramePr>
+            <a:graphic xmlns:a="http://schemas.openxmlformats.org/drawingml/2006/main">
+              <a:graphicData uri="http://schemas.openxmlformats.org/drawingml/2006/picture">
+                <pic:pic xmlns:pic="http://schemas.openxmlformats.org/drawingml/2006/picture">
+                  <pic:nvPicPr>
+                    <pic:cNvPr id="1" name=""/>
+                    <pic:cNvPicPr/>
+                  </pic:nvPicPr>
+                  <pic:blipFill>
+                    <a:blip r:embed="rId7"/>
+                    <a:stretch>
+                      <a:fillRect/>
+                    </a:stretch>
+                  </pic:blipFill>
+                  <pic:spPr>
+                    <a:xfrm>
+                      <a:off x="0" y="0"/>
+                      <a:ext cx="4359018" cy="579170"/>
+                    </a:xfrm>
+                    <a:prstGeom prst="rect">
+                      <a:avLst/>
+                    </a:prstGeom>
+                  </pic:spPr>
+                </pic:pic>
+              </a:graphicData>
+            </a:graphic>
+          </wp:inline>
+        </w:drawing>
+      </w:r>
+    </w:p>
+    <w:p>
+      <w:pPr>
+        <w:spacing w:after="40"/>
+        <w:rPr>
+          <w:rFonts w:ascii="Kalpurush" w:hAnsi="Kalpurush" w:cs="Kalpurush"/>
+          <w:bCs/>
+        </w:rPr>
+      </w:pPr>
+      <w:proofErr w:type="spellStart"/>
+      <w:r>
+        <w:rPr>
+          <w:rFonts w:ascii="Kalpurush" w:hAnsi="Kalpurush" w:cs="Kalpurush"/>
+          <w:bCs/>
+        </w:rPr>
+        <w:t>মিথেন</w:t>
+      </w:r>
+      <w:proofErr w:type="spellEnd"/>
+      <w:r>
+        <w:rPr>
+          <w:rFonts w:ascii="Kalpurush" w:hAnsi="Kalpurush" w:cs="Kalpurush"/>
+          <w:bCs/>
+        </w:rPr>
+        <w:t xml:space="preserve"> </w:t>
+      </w:r>
+      <w:r>
+        <w:rPr>
+          <w:rFonts w:ascii="Kalpurush" w:hAnsi="Kalpurush" w:cs="Kalpurush"/>
+          <w:bCs/>
+        </w:rPr>
+        <w:tab/>
+      </w:r>
+      <w:proofErr w:type="gramStart"/>
+      <w:r>
+        <w:rPr>
+          <w:rFonts w:ascii="Kalpurush" w:hAnsi="Kalpurush" w:cs="Kalpurush"/>
+          <w:bCs/>
+        </w:rPr>
+        <w:tab/>
+      </w:r>
+      <w:r>
+        <w:rPr>
+          <w:rFonts w:ascii="Kalpurush" w:hAnsi="Kalpurush" w:cs="Kalpurush"/>
+          <w:bCs/>
+        </w:rPr>
+        <w:t xml:space="preserve">  </w:t>
+      </w:r>
+      <w:proofErr w:type="spellStart"/>
+      <w:r>
+        <w:rPr>
+          <w:rFonts w:ascii="Kalpurush" w:hAnsi="Kalpurush" w:cs="Kalpurush"/>
+          <w:bCs/>
+        </w:rPr>
+        <w:t>ক্লোরিন</w:t>
+      </w:r>
+      <w:proofErr w:type="spellEnd"/>
+      <w:proofErr w:type="gramEnd"/>
+      <w:r>
+        <w:rPr>
+          <w:rFonts w:ascii="Kalpurush" w:hAnsi="Kalpurush" w:cs="Kalpurush"/>
+          <w:bCs/>
+        </w:rPr>
+        <w:t xml:space="preserve"> </w:t>
+      </w:r>
+      <w:proofErr w:type="spellStart"/>
+      <w:r>
+        <w:rPr>
+          <w:rFonts w:ascii="Kalpurush" w:hAnsi="Kalpurush" w:cs="Kalpurush"/>
+          <w:bCs/>
+        </w:rPr>
+        <w:t>গ্যাস</w:t>
+      </w:r>
+      <w:proofErr w:type="spellEnd"/>
+      <w:r>
+        <w:rPr>
+          <w:rFonts w:ascii="Kalpurush" w:hAnsi="Kalpurush" w:cs="Kalpurush"/>
+          <w:bCs/>
+        </w:rPr>
+        <w:tab/>
+      </w:r>
+      <w:r>
+        <w:rPr>
+          <w:rFonts w:ascii="Kalpurush" w:hAnsi="Kalpurush" w:cs="Kalpurush"/>
+          <w:bCs/>
+        </w:rPr>
+        <w:tab/>
+      </w:r>
+      <w:proofErr w:type="spellStart"/>
+      <w:r>
+        <w:rPr>
+          <w:rFonts w:ascii="Kalpurush" w:hAnsi="Kalpurush" w:cs="Kalpurush"/>
+          <w:bCs/>
+        </w:rPr>
+        <w:t>ক্লোরোমিথেন</w:t>
+      </w:r>
+      <w:proofErr w:type="spellEnd"/>
+      <w:r>
+        <w:rPr>
+          <w:rFonts w:ascii="Kalpurush" w:hAnsi="Kalpurush" w:cs="Kalpurush"/>
+          <w:bCs/>
+        </w:rPr>
+        <w:t xml:space="preserve"> </w:t>
+      </w:r>
+      <w:r>
+        <w:rPr>
+          <w:rFonts w:ascii="Kalpurush" w:hAnsi="Kalpurush" w:cs="Kalpurush"/>
+          <w:bCs/>
+        </w:rPr>
+        <w:tab/>
+      </w:r>
+      <w:r>
+        <w:rPr>
+          <w:rFonts w:ascii="Kalpurush" w:hAnsi="Kalpurush" w:cs="Kalpurush"/>
+          <w:bCs/>
+        </w:rPr>
+        <w:tab/>
+      </w:r>
+      <w:proofErr w:type="spellStart"/>
+      <w:r>
+        <w:rPr>
+          <w:rFonts w:ascii="Kalpurush" w:hAnsi="Kalpurush" w:cs="Kalpurush"/>
+          <w:bCs/>
+        </w:rPr>
+        <w:t>হাইড্রোক্লোরিক</w:t>
+      </w:r>
+      <w:proofErr w:type="spellEnd"/>
+      <w:r>
+        <w:rPr>
+          <w:rFonts w:ascii="Kalpurush" w:hAnsi="Kalpurush" w:cs="Kalpurush"/>
+          <w:bCs/>
+        </w:rPr>
+        <w:t xml:space="preserve"> </w:t>
+      </w:r>
+      <w:proofErr w:type="spellStart"/>
+      <w:r>
+        <w:rPr>
+          <w:rFonts w:ascii="Kalpurush" w:hAnsi="Kalpurush" w:cs="Kalpurush"/>
+          <w:bCs/>
+        </w:rPr>
+        <w:t>এসিড</w:t>
+      </w:r>
+      <w:proofErr w:type="spellEnd"/>
+    </w:p>
+    <w:p>
+      <w:pPr>
+        <w:spacing w:after="40"/>
+        <w:rPr>
+          <w:rFonts w:ascii="Kalpurush" w:hAnsi="Kalpurush" w:cs="Kalpurush"/>
+          <w:b/>
+        </w:rPr>
+      </w:pPr>
+      <w:r>
+        <w:rPr>
+          <w:rFonts w:ascii="Kalpurush" w:hAnsi="Kalpurush" w:cs="Kalpurush"/>
+          <w:b/>
+        </w:rPr>
+        <w:t xml:space="preserve">২. </w:t>
+      </w:r>
+      <w:r>
+        <w:rPr>
+          <w:rFonts w:ascii="Kalpurush" w:hAnsi="Kalpurush" w:cs="Kalpurush"/>
+          <w:b/>
+        </w:rPr>
+        <w:drawing>
+          <wp:inline distT="0" distB="0" distL="0" distR="0" wp14:anchorId="7880FFA6" wp14:editId="07DC829D">
+            <wp:extent cx="4373566" cy="484414"/>
+            <wp:effectExtent l="0" t="0" r="0" b="0"/>
+            <wp:docPr id="5" name="Picture 5"/>
+            <wp:cNvGraphicFramePr>
+              <a:graphicFrameLocks xmlns:a="http://schemas.openxmlformats.org/drawingml/2006/main" noChangeAspect="1"/>
+            </wp:cNvGraphicFramePr>
+            <a:graphic xmlns:a="http://schemas.openxmlformats.org/drawingml/2006/main">
+              <a:graphicData uri="http://schemas.openxmlformats.org/drawingml/2006/picture">
+                <pic:pic xmlns:pic="http://schemas.openxmlformats.org/drawingml/2006/picture">
+                  <pic:nvPicPr>
+                    <pic:cNvPr id="1" name=""/>
+                    <pic:cNvPicPr/>
+                  </pic:nvPicPr>
+                  <pic:blipFill>
+                    <a:blip r:embed="rId8"/>
+                    <a:stretch>
+                      <a:fillRect/>
+                    </a:stretch>
+                  </pic:blipFill>
+                  <pic:spPr>
+                    <a:xfrm>
+                      <a:off x="0" y="0"/>
+                      <a:ext cx="4412731" cy="488752"/>
+                    </a:xfrm>
+                    <a:prstGeom prst="rect">
+                      <a:avLst/>
+                    </a:prstGeom>
+                  </pic:spPr>
+                </pic:pic>
+              </a:graphicData>
+            </a:graphic>
+          </wp:inline>
+        </w:drawing>
+      </w:r>
+    </w:p>
+    <w:p>
+      <w:pPr>
+        <w:spacing w:after="40"/>
+        <w:rPr>
+          <w:rFonts w:ascii="Kalpurush" w:hAnsi="Kalpurush" w:cs="Kalpurush"/>
+          <w:bCs/>
+        </w:rPr>
+      </w:pPr>
+      <w:proofErr w:type="spellStart"/>
+      <w:r>
+        <w:rPr>
+          <w:rFonts w:ascii="Kalpurush" w:hAnsi="Kalpurush" w:cs="Kalpurush"/>
+          <w:bCs/>
+        </w:rPr>
+        <w:t>ক্লোরোমিথেন</w:t>
+      </w:r>
+      <w:proofErr w:type="spellEnd"/>
+      <w:r>
+        <w:rPr>
+          <w:rFonts w:ascii="Kalpurush" w:hAnsi="Kalpurush" w:cs="Kalpurush"/>
+          <w:bCs/>
+        </w:rPr>
+        <w:tab/>
+      </w:r>
+      <w:r>
+        <w:rPr>
+          <w:rFonts w:ascii="Kalpurush" w:hAnsi="Kalpurush" w:cs="Kalpurush"/>
+          <w:bCs/>
+        </w:rPr>
+        <w:tab/>
+      </w:r>
+      <w:proofErr w:type="spellStart"/>
+      <w:r>
+        <w:rPr>
+          <w:rFonts w:ascii="Kalpurush" w:hAnsi="Kalpurush" w:cs="Kalpurush"/>
+          <w:bCs/>
+        </w:rPr>
+        <w:t>ক্লোরিন</w:t>
+      </w:r>
+      <w:proofErr w:type="spellEnd"/>
+      <w:r>
+        <w:rPr>
+          <w:rFonts w:ascii="Kalpurush" w:hAnsi="Kalpurush" w:cs="Kalpurush"/>
+          <w:bCs/>
+        </w:rPr>
+        <w:t xml:space="preserve"> </w:t>
+      </w:r>
+      <w:proofErr w:type="spellStart"/>
+      <w:r>
+        <w:rPr>
+          <w:rFonts w:ascii="Kalpurush" w:hAnsi="Kalpurush" w:cs="Kalpurush"/>
+          <w:bCs/>
+        </w:rPr>
+        <w:t>গ্যাস</w:t>
+      </w:r>
+      <w:proofErr w:type="spellEnd"/>
+      <w:r>
+        <w:rPr>
+          <w:rFonts w:ascii="Kalpurush" w:hAnsi="Kalpurush" w:cs="Kalpurush"/>
+          <w:bCs/>
+        </w:rPr>
+        <w:tab/>
+      </w:r>
+      <w:r>
+        <w:rPr>
+          <w:rFonts w:ascii="Kalpurush" w:hAnsi="Kalpurush" w:cs="Kalpurush"/>
+          <w:bCs/>
+        </w:rPr>
+        <w:tab/>
+      </w:r>
+      <w:proofErr w:type="spellStart"/>
+      <w:r>
+        <w:rPr>
+          <w:rFonts w:ascii="Kalpurush" w:hAnsi="Kalpurush" w:cs="Kalpurush"/>
+          <w:bCs/>
+        </w:rPr>
+        <w:t>ডাইক্লোরোমিথেন</w:t>
+      </w:r>
+      <w:proofErr w:type="spellEnd"/>
+      <w:r>
+        <w:rPr>
+          <w:rFonts w:ascii="Kalpurush" w:hAnsi="Kalpurush" w:cs="Kalpurush"/>
+          <w:bCs/>
+        </w:rPr>
+        <w:tab/>
+      </w:r>
+      <w:r>
+        <w:rPr>
+          <w:rFonts w:ascii="Kalpurush" w:hAnsi="Kalpurush" w:cs="Kalpurush"/>
+          <w:bCs/>
+        </w:rPr>
+        <w:tab/>
+      </w:r>
+      <w:proofErr w:type="spellStart"/>
+      <w:r>
+        <w:rPr>
+          <w:rFonts w:ascii="Kalpurush" w:hAnsi="Kalpurush" w:cs="Kalpurush"/>
+          <w:bCs/>
+        </w:rPr>
+        <w:t>হাইড্রোক্লোরিক</w:t>
+      </w:r>
+      <w:proofErr w:type="spellEnd"/>
+      <w:r>
+        <w:rPr>
+          <w:rFonts w:ascii="Kalpurush" w:hAnsi="Kalpurush" w:cs="Kalpurush"/>
+          <w:bCs/>
+        </w:rPr>
+        <w:t xml:space="preserve"> </w:t>
+      </w:r>
+      <w:proofErr w:type="spellStart"/>
+      <w:r>
+        <w:rPr>
+          <w:rFonts w:ascii="Kalpurush" w:hAnsi="Kalpurush" w:cs="Kalpurush"/>
+          <w:bCs/>
+        </w:rPr>
+        <w:t>এসিড</w:t>
+      </w:r>
+      <w:proofErr w:type="spellEnd"/>
+    </w:p>
+    <w:p>
+      <w:pPr>
+        <w:spacing w:after="40"/>
+        <w:rPr>
+          <w:rFonts w:ascii="Kalpurush" w:hAnsi="Kalpurush" w:cs="Kalpurush"/>
+          <w:b/>
+        </w:rPr>
+      </w:pPr>
+      <w:r>
+        <w:rPr>
+          <w:rFonts w:ascii="Kalpurush" w:hAnsi="Kalpurush" w:cs="Kalpurush"/>
+          <w:b/>
+        </w:rPr>
+        <w:t xml:space="preserve">৩. </w:t>
+      </w:r>
+      <w:r>
+        <w:rPr>
+          <w:rFonts w:ascii="Kalpurush" w:hAnsi="Kalpurush" w:cs="Kalpurush"/>
+          <w:b/>
+        </w:rPr>
+        <w:drawing>
+          <wp:inline distT="0" distB="0" distL="0" distR="0" wp14:anchorId="318B6587" wp14:editId="4BC2B120">
+            <wp:extent cx="4347473" cy="521426"/>
+            <wp:effectExtent l="0" t="0" r="0" b="0"/>
+            <wp:docPr id="6" name="Picture 6"/>
+            <wp:cNvGraphicFramePr>
+              <a:graphicFrameLocks xmlns:a="http://schemas.openxmlformats.org/drawingml/2006/main" noChangeAspect="1"/>
+            </wp:cNvGraphicFramePr>
+            <a:graphic xmlns:a="http://schemas.openxmlformats.org/drawingml/2006/main">
+              <a:graphicData uri="http://schemas.openxmlformats.org/drawingml/2006/picture">
+                <pic:pic xmlns:pic="http://schemas.openxmlformats.org/drawingml/2006/picture">
+                  <pic:nvPicPr>
+                    <pic:cNvPr id="1" name=""/>
+                    <pic:cNvPicPr/>
+                  </pic:nvPicPr>
+                  <pic:blipFill>
+                    <a:blip r:embed="rId9"/>
+                    <a:stretch>
+                      <a:fillRect/>
+                    </a:stretch>
+                  </pic:blipFill>
+                  <pic:spPr>
+                    <a:xfrm>
+                      <a:off x="0" y="0"/>
+                      <a:ext cx="4391295" cy="526682"/>
+                    </a:xfrm>
+                    <a:prstGeom prst="rect">
+                      <a:avLst/>
+                    </a:prstGeom>
+                  </pic:spPr>
+                </pic:pic>
+              </a:graphicData>
+            </a:graphic>
+          </wp:inline>
+        </w:drawing>
+      </w:r>
+    </w:p>
+    <w:p>
+      <w:pPr>
+        <w:spacing w:after="40"/>
+        <w:rPr>
+          <w:rFonts w:ascii="Kalpurush" w:hAnsi="Kalpurush" w:cs="Kalpurush"/>
+          <w:bCs/>
+        </w:rPr>
+      </w:pPr>
+      <w:proofErr w:type="spellStart"/>
+      <w:r>
+        <w:rPr>
+          <w:rFonts w:ascii="Kalpurush" w:hAnsi="Kalpurush" w:cs="Kalpurush"/>
+          <w:bCs/>
+        </w:rPr>
+        <w:t>ডাইক্লোরোমিথেন</w:t>
+      </w:r>
+      <w:proofErr w:type="spellEnd"/>
+      <w:r>
+        <w:rPr>
+          <w:rFonts w:ascii="Kalpurush" w:hAnsi="Kalpurush" w:cs="Kalpurush"/>
+          <w:bCs/>
+        </w:rPr>
+        <w:tab/>
+      </w:r>
+      <w:r>
+        <w:rPr>
+          <w:rFonts w:ascii="Kalpurush" w:hAnsi="Kalpurush" w:cs="Kalpurush"/>
+          <w:bCs/>
+        </w:rPr>
+        <w:tab/>
+      </w:r>
+      <w:proofErr w:type="spellStart"/>
+      <w:r>
+        <w:rPr>
+          <w:rFonts w:ascii="Kalpurush" w:hAnsi="Kalpurush" w:cs="Kalpurush"/>
+          <w:bCs/>
+        </w:rPr>
+        <w:t>ক্লোরিন</w:t>
+      </w:r>
+      <w:proofErr w:type="spellEnd"/>
+      <w:r>
+        <w:rPr>
+          <w:rFonts w:ascii="Kalpurush" w:hAnsi="Kalpurush" w:cs="Kalpurush"/>
+          <w:bCs/>
+        </w:rPr>
+        <w:t xml:space="preserve"> </w:t>
+      </w:r>
+      <w:proofErr w:type="spellStart"/>
+      <w:r>
+        <w:rPr>
+          <w:rFonts w:ascii="Kalpurush" w:hAnsi="Kalpurush" w:cs="Kalpurush"/>
+          <w:bCs/>
+        </w:rPr>
+        <w:t>গ্যাস</w:t>
+      </w:r>
+      <w:proofErr w:type="spellEnd"/>
+      <w:r>
+        <w:rPr>
+          <w:rFonts w:ascii="Kalpurush" w:hAnsi="Kalpurush" w:cs="Kalpurush"/>
+          <w:bCs/>
+        </w:rPr>
+        <w:tab/>
+      </w:r>
+      <w:r>
+        <w:rPr>
+          <w:rFonts w:ascii="Kalpurush" w:hAnsi="Kalpurush" w:cs="Kalpurush"/>
+          <w:bCs/>
+        </w:rPr>
+        <w:tab/>
+      </w:r>
+      <w:proofErr w:type="spellStart"/>
+      <w:r>
+        <w:rPr>
+          <w:rFonts w:ascii="Kalpurush" w:hAnsi="Kalpurush" w:cs="Kalpurush"/>
+        </w:rPr>
+        <w:t>ক্লোরোফর্ম</w:t>
+      </w:r>
+      <w:proofErr w:type="spellEnd"/>
+      <w:r>
+        <w:rPr>
+          <w:rFonts w:ascii="Kalpurush" w:hAnsi="Kalpurush" w:cs="Kalpurush"/>
+          <w:bCs/>
+        </w:rPr>
+        <w:tab/>
+      </w:r>
+      <w:r>
+        <w:rPr>
+          <w:rFonts w:ascii="Kalpurush" w:hAnsi="Kalpurush" w:cs="Kalpurush"/>
+          <w:bCs/>
+        </w:rPr>
+        <w:tab/>
+      </w:r>
+      <w:proofErr w:type="spellStart"/>
+      <w:r>
+        <w:rPr>
+          <w:rFonts w:ascii="Kalpurush" w:hAnsi="Kalpurush" w:cs="Kalpurush"/>
+          <w:bCs/>
+        </w:rPr>
+        <w:t>হাইড্রোক্লোরিক</w:t>
+      </w:r>
+      <w:proofErr w:type="spellEnd"/>
+      <w:r>
+        <w:rPr>
+          <w:rFonts w:ascii="Kalpurush" w:hAnsi="Kalpurush" w:cs="Kalpurush"/>
+          <w:bCs/>
+        </w:rPr>
+        <w:t xml:space="preserve"> </w:t>
+      </w:r>
+      <w:proofErr w:type="spellStart"/>
+      <w:r>
+        <w:rPr>
+          <w:rFonts w:ascii="Kalpurush" w:hAnsi="Kalpurush" w:cs="Kalpurush"/>
+          <w:bCs/>
+        </w:rPr>
+        <w:t>এসিড</w:t>
+      </w:r>
+      <w:proofErr w:type="spellEnd"/>
+    </w:p>
+    <w:p>
+      <w:pPr>
+        <w:spacing w:after="40"/>
+        <w:rPr>
+          <w:rFonts w:ascii="Kalpurush" w:hAnsi="Kalpurush" w:cs="Kalpurush"/>
+          <w:b/>
+        </w:rPr>
+      </w:pPr>
+      <w:r>
+        <w:rPr>
+          <w:rFonts w:ascii="Kalpurush" w:hAnsi="Kalpurush" w:cs="Kalpurush"/>
+          <w:b/>
+        </w:rPr>
+        <w:t xml:space="preserve">৪. </w:t>
+      </w:r>
+      <w:r>
+        <w:rPr>
+          <w:rFonts w:ascii="Kalpurush" w:hAnsi="Kalpurush" w:cs="Kalpurush"/>
+          <w:b/>
+        </w:rPr>
+        <w:drawing>
+          <wp:inline distT="0" distB="0" distL="0" distR="0" wp14:anchorId="0712049A" wp14:editId="5947319B">
+            <wp:extent cx="4346847" cy="508091"/>
+            <wp:effectExtent l="0" t="0" r="0" b="6350"/>
+            <wp:docPr id="7" name="Picture 7"/>
+            <wp:cNvGraphicFramePr>
+              <a:graphicFrameLocks xmlns:a="http://schemas.openxmlformats.org/drawingml/2006/main" noChangeAspect="1"/>
+            </wp:cNvGraphicFramePr>
+            <a:graphic xmlns:a="http://schemas.openxmlformats.org/drawingml/2006/main">
+              <a:graphicData uri="http://schemas.openxmlformats.org/drawingml/2006/picture">
+                <pic:pic xmlns:pic="http://schemas.openxmlformats.org/drawingml/2006/picture">
+                  <pic:nvPicPr>
+                    <pic:cNvPr id="1" name=""/>
+                    <pic:cNvPicPr/>
+                  </pic:nvPicPr>
+                  <pic:blipFill rotWithShape="1">
+                    <a:blip r:embed="rId10"/>
+                    <a:srcRect t="16911"/>
+                    <a:stretch/>
+                  </pic:blipFill>
+                  <pic:spPr bwMode="auto">
+                    <a:xfrm>
+                      <a:off x="0" y="0"/>
+                      <a:ext cx="4362315" cy="509899"/>
+                    </a:xfrm>
+                    <a:prstGeom prst="rect">
+                      <a:avLst/>
+                    </a:prstGeom>
+                    <a:ln>
+                      <a:noFill/>
+                    </a:ln>
+                    <a:extLst>
+                      <a:ext uri="{53640926-AAD7-44D8-BBD7-CCE9431645EC}">
+                        <a14:shadowObscured xmlns:a14="http://schemas.microsoft.com/office/drawing/2010/main"/>
+                      </a:ext>
+                    </a:extLst>
+                  </pic:spPr>
+                </pic:pic>
+              </a:graphicData>
+            </a:graphic>
+          </wp:inline>
+        </w:drawing>
+      </w:r>
+    </w:p>
+    <w:p>
+      <w:pPr>
+        <w:spacing w:after="40"/>
+        <w:rPr>
+          <w:rFonts w:ascii="Kalpurush" w:hAnsi="Kalpurush" w:cs="Kalpurush"/>
+          <w:bCs/>
+        </w:rPr>
+      </w:pPr>
+      <w:proofErr w:type="spellStart"/>
+      <w:r>
+        <w:rPr>
+          <w:rFonts w:ascii="Kalpurush" w:hAnsi="Kalpurush" w:cs="Kalpurush"/>
+        </w:rPr>
+        <w:t>ক্লোরোফর্ম</w:t>
+      </w:r>
+      <w:proofErr w:type="spellEnd"/>
+      <w:r>
+        <w:rPr>
+          <w:rFonts w:ascii="Kalpurush" w:hAnsi="Kalpurush" w:cs="Kalpurush"/>
+          <w:bCs/>
+        </w:rPr>
+        <w:tab/>
+      </w:r>
+      <w:r>
+        <w:rPr>
+          <w:rFonts w:ascii="Kalpurush" w:hAnsi="Kalpurush" w:cs="Kalpurush"/>
+          <w:bCs/>
+        </w:rPr>
+        <w:tab/>
+      </w:r>
+      <w:proofErr w:type="spellStart"/>
+      <w:r>
+        <w:rPr>
+          <w:rFonts w:ascii="Kalpurush" w:hAnsi="Kalpurush" w:cs="Kalpurush"/>
+          <w:bCs/>
+        </w:rPr>
+        <w:t>ক্লোরিন</w:t>
+      </w:r>
+      <w:proofErr w:type="spellEnd"/>
+      <w:r>
+        <w:rPr>
+          <w:rFonts w:ascii="Kalpurush" w:hAnsi="Kalpurush" w:cs="Kalpurush"/>
+          <w:bCs/>
+        </w:rPr>
+        <w:t xml:space="preserve"> </w:t>
+      </w:r>
+      <w:proofErr w:type="spellStart"/>
+      <w:r>
+        <w:rPr>
+          <w:rFonts w:ascii="Kalpurush" w:hAnsi="Kalpurush" w:cs="Kalpurush"/>
+          <w:bCs/>
+        </w:rPr>
+        <w:t>গ্যাস</w:t>
+      </w:r>
+      <w:proofErr w:type="spellEnd"/>
+      <w:r>
+        <w:rPr>
+          <w:rFonts w:ascii="Kalpurush" w:hAnsi="Kalpurush" w:cs="Kalpurush"/>
+          <w:bCs/>
+        </w:rPr>
+        <w:tab/>
+      </w:r>
+      <w:r>
+        <w:rPr>
+          <w:rFonts w:ascii="Kalpurush" w:hAnsi="Kalpurush" w:cs="Kalpurush"/>
+          <w:bCs/>
+        </w:rPr>
+        <w:tab/>
+      </w:r>
+      <w:proofErr w:type="spellStart"/>
+      <w:r>
+        <w:rPr>
+          <w:rFonts w:ascii="Kalpurush" w:hAnsi="Kalpurush" w:cs="Kalpurush"/>
+        </w:rPr>
+        <w:t>টেট্রাক্লোরাইড</w:t>
+      </w:r>
+      <w:proofErr w:type="spellEnd"/>
+      <w:r>
+        <w:rPr>
+          <w:rFonts w:ascii="Kalpurush" w:hAnsi="Kalpurush" w:cs="Kalpurush"/>
+          <w:bCs/>
+        </w:rPr>
+        <w:tab/>
+      </w:r>
+      <w:r>
+        <w:rPr>
+          <w:rFonts w:ascii="Kalpurush" w:hAnsi="Kalpurush" w:cs="Kalpurush"/>
+          <w:bCs/>
+        </w:rPr>
+        <w:tab/>
+      </w:r>
+      <w:proofErr w:type="spellStart"/>
+      <w:r>
+        <w:rPr>
+          <w:rFonts w:ascii="Kalpurush" w:hAnsi="Kalpurush" w:cs="Kalpurush"/>
+          <w:bCs/>
+        </w:rPr>
+        <w:t>হাইড্রোক্লোরিক</w:t>
+      </w:r>
+      <w:proofErr w:type="spellEnd"/>
+      <w:r>
+        <w:rPr>
+          <w:rFonts w:ascii="Kalpurush" w:hAnsi="Kalpurush" w:cs="Kalpurush"/>
+          <w:bCs/>
+        </w:rPr>
+        <w:t xml:space="preserve"> </w:t>
+      </w:r>
+      <w:proofErr w:type="spellStart"/>
+      <w:r>
+        <w:rPr>
+          <w:rFonts w:ascii="Kalpurush" w:hAnsi="Kalpurush" w:cs="Kalpurush"/>
+          <w:bCs/>
+        </w:rPr>
+        <w:t>এসিড</w:t>
+      </w:r>
+      <w:proofErr w:type="spellEnd"/>
+    </w:p>
+    <w:p>
+      <w:pPr>
+        <w:spacing w:after="40"/>
+        <w:rPr>
+          <w:rFonts w:ascii="Kalpurush" w:hAnsi="Kalpurush" w:cs="Kalpurush"/>
+          <w:b/>
+        </w:rPr>
+      </w:pPr>
+    </w:p>
+    <w:p>
+      <w:pPr>
+        <w:jc w:val="center"/>
+        <w:rPr>
+          <w:rFonts w:ascii="Kalpurush" w:hAnsi="Kalpurush" w:cs="Kalpurush"/>
+          <w:b/>
+          <w:bCs/>
+          <w:sz w:val="28"/>
+          <w:szCs w:val="24"/>
+        </w:rPr>
+      </w:pPr>
+      <w:r>
+        <w:rPr>
+          <w:rFonts w:ascii="Kalpurush" w:hAnsi="Kalpurush" w:cs="Kalpurush"/>
+          <w:b/>
+          <w:bCs/>
+          <w:sz w:val="28"/>
+          <w:szCs w:val="24"/>
+          <w:highlight w:val="green"/>
+        </w:rPr>
+        <w:t>Nice to Know</w:t>
+      </w:r>
+    </w:p>
+    <w:p>
+      <w:pPr>
+        <w:jc w:val="both"/>
+        <w:rPr>
+          <w:rFonts w:ascii="Kalpurush" w:hAnsi="Kalpurush" w:cs="Kalpurush"/>
+        </w:rPr>
+      </w:pPr>
+      <w:proofErr w:type="spellStart"/>
+      <w:r>
+        <w:rPr>
+          <w:rFonts w:ascii="Kalpurush" w:hAnsi="Kalpurush" w:cs="Kalpurush"/>
+        </w:rPr>
+        <w:t>অ্যালকেনকে</w:t>
+      </w:r>
+      <w:proofErr w:type="spellEnd"/>
+      <w:r>
+        <w:rPr>
+          <w:rFonts w:ascii="Kalpurush" w:hAnsi="Kalpurush" w:cs="Kalpurush"/>
+        </w:rPr>
+        <w:t xml:space="preserve"> </w:t>
+      </w:r>
+      <w:proofErr w:type="spellStart"/>
+      <w:r>
+        <w:rPr>
+          <w:rFonts w:ascii="Kalpurush" w:hAnsi="Kalpurush" w:cs="Kalpurush"/>
+        </w:rPr>
+        <w:t>সূর্যালোক</w:t>
+      </w:r>
+      <w:proofErr w:type="spellEnd"/>
+      <w:r>
+        <w:rPr>
+          <w:rFonts w:ascii="Kalpurush" w:hAnsi="Kalpurush" w:cs="Kalpurush"/>
+        </w:rPr>
+        <w:t xml:space="preserve"> </w:t>
+      </w:r>
+      <w:proofErr w:type="spellStart"/>
+      <w:r>
+        <w:rPr>
+          <w:rFonts w:ascii="Kalpurush" w:hAnsi="Kalpurush" w:cs="Kalpurush"/>
+        </w:rPr>
+        <w:t>বা</w:t>
+      </w:r>
+      <w:proofErr w:type="spellEnd"/>
+      <w:r>
+        <w:rPr>
+          <w:rFonts w:ascii="Kalpurush" w:hAnsi="Kalpurush" w:cs="Kalpurush"/>
+        </w:rPr>
+        <w:t xml:space="preserve"> </w:t>
+      </w:r>
+      <w:proofErr w:type="spellStart"/>
+      <w:r>
+        <w:rPr>
+          <w:rFonts w:ascii="Kalpurush" w:hAnsi="Kalpurush" w:cs="Kalpurush"/>
+        </w:rPr>
+        <w:t>অতিবেগুনি</w:t>
+      </w:r>
+      <w:proofErr w:type="spellEnd"/>
+      <w:r>
+        <w:rPr>
+          <w:rFonts w:ascii="Kalpurush" w:hAnsi="Kalpurush" w:cs="Kalpurush"/>
+        </w:rPr>
+        <w:t xml:space="preserve"> </w:t>
+      </w:r>
+      <w:proofErr w:type="spellStart"/>
+      <w:r>
+        <w:rPr>
+          <w:rFonts w:ascii="Kalpurush" w:hAnsi="Kalpurush" w:cs="Kalpurush"/>
+        </w:rPr>
+        <w:t>রশ্মির</w:t>
+      </w:r>
+      <w:proofErr w:type="spellEnd"/>
+      <w:r>
+        <w:rPr>
+          <w:rFonts w:ascii="Kalpurush" w:hAnsi="Kalpurush" w:cs="Kalpurush"/>
+        </w:rPr>
+        <w:t xml:space="preserve"> </w:t>
+      </w:r>
+      <w:proofErr w:type="spellStart"/>
+      <w:r>
+        <w:rPr>
+          <w:rFonts w:ascii="Kalpurush" w:hAnsi="Kalpurush" w:cs="Kalpurush"/>
+        </w:rPr>
+        <w:t>উপস্থিতিতে</w:t>
+      </w:r>
+      <w:proofErr w:type="spellEnd"/>
+      <w:r>
+        <w:rPr>
+          <w:rFonts w:ascii="Kalpurush" w:hAnsi="Kalpurush" w:cs="Kalpurush"/>
+        </w:rPr>
+        <w:t xml:space="preserve"> </w:t>
+      </w:r>
+      <w:proofErr w:type="spellStart"/>
+      <w:r>
+        <w:rPr>
+          <w:rFonts w:ascii="Kalpurush" w:hAnsi="Kalpurush" w:cs="Kalpurush"/>
+        </w:rPr>
+        <w:t>ক্লোরিনের</w:t>
+      </w:r>
+      <w:proofErr w:type="spellEnd"/>
+      <w:r>
+        <w:rPr>
+          <w:rFonts w:ascii="Kalpurush" w:hAnsi="Kalpurush" w:cs="Kalpurush"/>
+        </w:rPr>
+        <w:t xml:space="preserve"> </w:t>
+      </w:r>
+      <w:proofErr w:type="spellStart"/>
+      <w:r>
+        <w:rPr>
+          <w:rFonts w:ascii="Kalpurush" w:hAnsi="Kalpurush" w:cs="Kalpurush"/>
+        </w:rPr>
+        <w:t>সঙ্গে</w:t>
+      </w:r>
+      <w:proofErr w:type="spellEnd"/>
+      <w:r>
+        <w:rPr>
+          <w:rFonts w:ascii="Kalpurush" w:hAnsi="Kalpurush" w:cs="Kalpurush"/>
+        </w:rPr>
+        <w:t xml:space="preserve"> </w:t>
+      </w:r>
+      <w:proofErr w:type="spellStart"/>
+      <w:r>
+        <w:rPr>
+          <w:rFonts w:ascii="Kalpurush" w:hAnsi="Kalpurush" w:cs="Kalpurush"/>
+        </w:rPr>
+        <w:t>বিক্রিয়া</w:t>
+      </w:r>
+      <w:proofErr w:type="spellEnd"/>
+      <w:r>
+        <w:rPr>
+          <w:rFonts w:ascii="Kalpurush" w:hAnsi="Kalpurush" w:cs="Kalpurush"/>
+        </w:rPr>
+        <w:t xml:space="preserve"> </w:t>
+      </w:r>
+      <w:proofErr w:type="spellStart"/>
+      <w:r>
+        <w:rPr>
+          <w:rFonts w:ascii="Kalpurush" w:hAnsi="Kalpurush" w:cs="Kalpurush"/>
+        </w:rPr>
+        <w:t>করালে</w:t>
+      </w:r>
+      <w:proofErr w:type="spellEnd"/>
+      <w:r>
+        <w:rPr>
+          <w:rFonts w:ascii="Kalpurush" w:hAnsi="Kalpurush" w:cs="Kalpurush"/>
+        </w:rPr>
+        <w:t xml:space="preserve"> </w:t>
+      </w:r>
+      <w:proofErr w:type="spellStart"/>
+      <w:r>
+        <w:rPr>
+          <w:rFonts w:ascii="Kalpurush" w:hAnsi="Kalpurush" w:cs="Kalpurush"/>
+        </w:rPr>
+        <w:t>অ্যালকেনের</w:t>
+      </w:r>
+      <w:proofErr w:type="spellEnd"/>
+      <w:r>
+        <w:rPr>
+          <w:rFonts w:ascii="Kalpurush" w:hAnsi="Kalpurush" w:cs="Kalpurush"/>
+        </w:rPr>
+        <w:t xml:space="preserve"> </w:t>
+      </w:r>
+      <w:proofErr w:type="spellStart"/>
+      <w:r>
+        <w:rPr>
+          <w:rFonts w:ascii="Kalpurush" w:hAnsi="Kalpurush" w:cs="Kalpurush"/>
+        </w:rPr>
+        <w:t>হাইড্রোজেন</w:t>
+      </w:r>
+      <w:proofErr w:type="spellEnd"/>
+      <w:r>
+        <w:rPr>
+          <w:rFonts w:ascii="Kalpurush" w:hAnsi="Kalpurush" w:cs="Kalpurush"/>
+        </w:rPr>
+        <w:t xml:space="preserve"> </w:t>
+      </w:r>
+      <w:proofErr w:type="spellStart"/>
+      <w:r>
+        <w:rPr>
+          <w:rFonts w:ascii="Kalpurush" w:hAnsi="Kalpurush" w:cs="Kalpurush"/>
+        </w:rPr>
+        <w:t>পরমাণুগুলো</w:t>
+      </w:r>
+      <w:proofErr w:type="spellEnd"/>
+      <w:r>
+        <w:rPr>
+          <w:rFonts w:ascii="Kalpurush" w:hAnsi="Kalpurush" w:cs="Kalpurush"/>
+        </w:rPr>
+        <w:t xml:space="preserve"> </w:t>
+      </w:r>
+      <w:proofErr w:type="spellStart"/>
+      <w:r>
+        <w:rPr>
+          <w:rFonts w:ascii="Kalpurush" w:hAnsi="Kalpurush" w:cs="Kalpurush"/>
+        </w:rPr>
+        <w:t>ধাপে</w:t>
+      </w:r>
+      <w:proofErr w:type="spellEnd"/>
+      <w:r>
+        <w:rPr>
+          <w:rFonts w:ascii="Kalpurush" w:hAnsi="Kalpurush" w:cs="Kalpurush"/>
+        </w:rPr>
+        <w:t xml:space="preserve"> </w:t>
+      </w:r>
+      <w:proofErr w:type="spellStart"/>
+      <w:r>
+        <w:rPr>
+          <w:rFonts w:ascii="Kalpurush" w:hAnsi="Kalpurush" w:cs="Kalpurush"/>
+        </w:rPr>
+        <w:t>ধাপে</w:t>
+      </w:r>
+      <w:proofErr w:type="spellEnd"/>
+      <w:r>
+        <w:rPr>
+          <w:rFonts w:ascii="Kalpurush" w:hAnsi="Kalpurush" w:cs="Kalpurush"/>
+        </w:rPr>
+        <w:t xml:space="preserve"> </w:t>
+      </w:r>
+      <w:proofErr w:type="spellStart"/>
+      <w:r>
+        <w:rPr>
+          <w:rFonts w:ascii="Kalpurush" w:hAnsi="Kalpurush" w:cs="Kalpurush"/>
+        </w:rPr>
+        <w:t>ক্লোরিন</w:t>
+      </w:r>
+      <w:proofErr w:type="spellEnd"/>
+      <w:r>
+        <w:rPr>
+          <w:rFonts w:ascii="Kalpurush" w:hAnsi="Kalpurush" w:cs="Kalpurush"/>
+        </w:rPr>
+        <w:t xml:space="preserve"> </w:t>
+      </w:r>
+      <w:proofErr w:type="spellStart"/>
+      <w:r>
+        <w:rPr>
+          <w:rFonts w:ascii="Kalpurush" w:hAnsi="Kalpurush" w:cs="Kalpurush"/>
+        </w:rPr>
+        <w:t>পরমাণু</w:t>
+      </w:r>
+      <w:proofErr w:type="spellEnd"/>
+      <w:r>
+        <w:rPr>
+          <w:rFonts w:ascii="Kalpurush" w:hAnsi="Kalpurush" w:cs="Kalpurush"/>
+        </w:rPr>
+        <w:t xml:space="preserve"> </w:t>
+      </w:r>
+      <w:proofErr w:type="spellStart"/>
+      <w:r>
+        <w:rPr>
+          <w:rFonts w:ascii="Kalpurush" w:hAnsi="Kalpurush" w:cs="Kalpurush"/>
+        </w:rPr>
+        <w:t>দ্বারা</w:t>
+      </w:r>
+      <w:proofErr w:type="spellEnd"/>
+      <w:r>
+        <w:rPr>
+          <w:rFonts w:ascii="Kalpurush" w:hAnsi="Kalpurush" w:cs="Kalpurush"/>
+        </w:rPr>
+        <w:t xml:space="preserve"> </w:t>
+      </w:r>
+      <w:proofErr w:type="spellStart"/>
+      <w:r>
+        <w:rPr>
+          <w:rFonts w:ascii="Kalpurush" w:hAnsi="Kalpurush" w:cs="Kalpurush"/>
+        </w:rPr>
+        <w:t>প্রতিস্থাপিত</w:t>
+      </w:r>
+      <w:proofErr w:type="spellEnd"/>
+      <w:r>
+        <w:rPr>
+          <w:rFonts w:ascii="Kalpurush" w:hAnsi="Kalpurush" w:cs="Kalpurush"/>
+        </w:rPr>
+        <w:t xml:space="preserve"> </w:t>
+      </w:r>
+      <w:proofErr w:type="spellStart"/>
+      <w:r>
+        <w:rPr>
+          <w:rFonts w:ascii="Kalpurush" w:hAnsi="Kalpurush" w:cs="Kalpurush"/>
+        </w:rPr>
+        <w:t>হ</w:t>
+      </w:r>
+      <w:r>
+        <w:rPr>
+          <w:rFonts w:ascii="Kalpurush" w:hAnsi="Kalpurush" w:cs="Kalpurush"/>
+        </w:rPr>
+        <w:t>য়</w:t>
+      </w:r>
+      <w:proofErr w:type="spellEnd"/>
+      <w:r>
+        <w:rPr>
+          <w:rFonts w:ascii="Kalpurush" w:hAnsi="Kalpurush" w:cs="Kalpurush"/>
+        </w:rPr>
+        <w:t xml:space="preserve"> ও </w:t>
+      </w:r>
+      <w:proofErr w:type="spellStart"/>
+      <w:r>
+        <w:rPr>
+          <w:rFonts w:ascii="Kalpurush" w:hAnsi="Kalpurush" w:cs="Kalpurush"/>
+        </w:rPr>
+        <w:t>পর্যায়ক্রমে</w:t>
+      </w:r>
+      <w:proofErr w:type="spellEnd"/>
+      <w:r>
+        <w:rPr>
+          <w:rFonts w:ascii="Kalpurush" w:hAnsi="Kalpurush" w:cs="Kalpurush"/>
+        </w:rPr>
+        <w:t xml:space="preserve"> </w:t>
+      </w:r>
+      <w:proofErr w:type="spellStart"/>
+      <w:r>
+        <w:rPr>
+          <w:rFonts w:ascii="Kalpurush" w:hAnsi="Kalpurush" w:cs="Kalpurush"/>
+        </w:rPr>
+        <w:t>ক্লোরোমিথেন</w:t>
+      </w:r>
+      <w:proofErr w:type="spellEnd"/>
+      <w:r>
+        <w:rPr>
+          <w:rFonts w:ascii="Kalpurush" w:hAnsi="Kalpurush" w:cs="Kalpurush"/>
+        </w:rPr>
+        <w:t>,</w:t>
+      </w:r>
+      <w:r>
+        <w:rPr>
+          <w:rFonts w:ascii="Kalpurush" w:hAnsi="Kalpurush" w:cs="Kalpurush"/>
+        </w:rPr>
+        <w:t xml:space="preserve"> </w:t>
+      </w:r>
+      <w:proofErr w:type="spellStart"/>
+      <w:r>
+        <w:rPr>
+          <w:rFonts w:ascii="Kalpurush" w:hAnsi="Kalpurush" w:cs="Kalpurush"/>
+        </w:rPr>
+        <w:t>ডাইক্লোরোমিথেন</w:t>
+      </w:r>
+      <w:proofErr w:type="spellEnd"/>
+      <w:r>
+        <w:rPr>
+          <w:rFonts w:ascii="Kalpurush" w:hAnsi="Kalpurush" w:cs="Kalpurush"/>
+        </w:rPr>
+        <w:t>,</w:t>
+      </w:r>
+      <w:r>
+        <w:rPr>
+          <w:rFonts w:ascii="Kalpurush" w:hAnsi="Kalpurush" w:cs="Kalpurush"/>
+        </w:rPr>
+        <w:t xml:space="preserve"> </w:t>
+      </w:r>
+      <w:proofErr w:type="spellStart"/>
+      <w:r>
+        <w:rPr>
+          <w:rFonts w:ascii="Kalpurush" w:hAnsi="Kalpurush" w:cs="Kalpurush"/>
+        </w:rPr>
+        <w:t>ক্লোরোফর্ম</w:t>
+      </w:r>
+      <w:proofErr w:type="spellEnd"/>
+      <w:r>
+        <w:rPr>
+          <w:rFonts w:ascii="Kalpurush" w:hAnsi="Kalpurush" w:cs="Kalpurush"/>
+        </w:rPr>
+        <w:t xml:space="preserve"> ও</w:t>
+      </w:r>
+      <w:r>
+        <w:rPr>
+          <w:rFonts w:ascii="Kalpurush" w:hAnsi="Kalpurush" w:cs="Kalpurush"/>
+        </w:rPr>
+        <w:t xml:space="preserve"> </w:t>
+      </w:r>
+      <w:proofErr w:type="spellStart"/>
+      <w:r>
+        <w:rPr>
+          <w:rFonts w:ascii="Kalpurush" w:hAnsi="Kalpurush" w:cs="Kalpurush"/>
+        </w:rPr>
+        <w:t>টেট্রাক্লোরাইড</w:t>
+      </w:r>
+      <w:proofErr w:type="spellEnd"/>
+      <w:r>
+        <w:rPr>
+          <w:rFonts w:ascii="Kalpurush" w:hAnsi="Kalpurush" w:cs="Kalpurush"/>
+        </w:rPr>
+        <w:t xml:space="preserve"> </w:t>
+      </w:r>
+      <w:proofErr w:type="spellStart"/>
+      <w:r>
+        <w:rPr>
+          <w:rFonts w:ascii="Kalpurush" w:hAnsi="Kalpurush" w:cs="Kalpurush"/>
+        </w:rPr>
+        <w:t>উৎপন্ন</w:t>
+      </w:r>
+      <w:proofErr w:type="spellEnd"/>
+      <w:r>
+        <w:rPr>
+          <w:rFonts w:ascii="Kalpurush" w:hAnsi="Kalpurush" w:cs="Kalpurush"/>
+        </w:rPr>
+        <w:t xml:space="preserve"> </w:t>
+      </w:r>
+      <w:proofErr w:type="spellStart"/>
+      <w:r>
+        <w:rPr>
+          <w:rFonts w:ascii="Kalpurush" w:hAnsi="Kalpurush" w:cs="Kalpurush"/>
+        </w:rPr>
+        <w:t>করে</w:t>
+      </w:r>
+      <w:proofErr w:type="spellEnd"/>
+      <w:r>
+        <w:rPr>
+          <w:rFonts w:ascii="Kalpurush" w:hAnsi="Kalpurush" w:cs="Kalpurush"/>
+        </w:rPr>
+        <w:t xml:space="preserve">। </w:t>
+      </w:r>
+    </w:p>
+    <w:p>
+      <w:pPr>
+        <w:pStyle w:val="NormalWeb"/>
+      </w:pPr>
     </w:p>
     <w:p/>
     <w:sectPr>
@@ -785,6 +2041,15 @@
 </file>
 
 <file path=customXml/item1.xml><?xml version="1.0" encoding="utf-8"?>
+<?mso-contentType ?>
+<FormTemplates xmlns="http://schemas.microsoft.com/sharepoint/v3/contenttype/forms">
+  <Display>DocumentLibraryForm</Display>
+  <Edit>DocumentLibraryForm</Edit>
+  <New>DocumentLibraryForm</New>
+</FormTemplates>
+</file>
+
+<file path=customXml/item2.xml><?xml version="1.0" encoding="utf-8"?>
 <ct:contentTypeSchema xmlns:ct="http://schemas.microsoft.com/office/2006/metadata/contentType" xmlns:ma="http://schemas.microsoft.com/office/2006/metadata/properties/metaAttributes" ct:_="" ma:_="" ma:contentTypeName="Document" ma:contentTypeID="0x01010093AD30B34985B64DA5F54DBF69EAF740" ma:contentTypeVersion="15" ma:contentTypeDescription="Create a new document." ma:contentTypeScope="" ma:versionID="734bdc5c0fe6d1d89e7d5129182bf90e">
   <xsd:schema xmlns:xsd="http://www.w3.org/2001/XMLSchema" xmlns:xs="http://www.w3.org/2001/XMLSchema" xmlns:p="http://schemas.microsoft.com/office/2006/metadata/properties" xmlns:ns3="3e86ccaf-5828-4ebc-86f0-31e0ce57b6eb" xmlns:ns4="be238cc9-dbb9-41f5-aa65-81c0f85b0be7" targetNamespace="http://schemas.microsoft.com/office/2006/metadata/properties" ma:root="true" ma:fieldsID="f118fe943f560884321b94f1161fd75b" ns3:_="" ns4:_="">
     <xsd:import namespace="3e86ccaf-5828-4ebc-86f0-31e0ce57b6eb"/>
@@ -1017,15 +2282,6 @@
 </ct:contentTypeSchema>
 </file>
 
-<file path=customXml/item2.xml><?xml version="1.0" encoding="utf-8"?>
-<?mso-contentType ?>
-<FormTemplates xmlns="http://schemas.microsoft.com/sharepoint/v3/contenttype/forms">
-  <Display>DocumentLibraryForm</Display>
-  <Edit>DocumentLibraryForm</Edit>
-  <New>DocumentLibraryForm</New>
-</FormTemplates>
-</file>
-
 <file path=customXml/item3.xml><?xml version="1.0" encoding="utf-8"?>
 <p:properties xmlns:p="http://schemas.microsoft.com/office/2006/metadata/properties" xmlns:xsi="http://www.w3.org/2001/XMLSchema-instance" xmlns:pc="http://schemas.microsoft.com/office/infopath/2007/PartnerControls">
   <documentManagement>
@@ -1035,6 +2291,14 @@
 </file>
 
 <file path=customXml/itemProps1.xml><?xml version="1.0" encoding="utf-8"?>
+<ds:datastoreItem xmlns:ds="http://schemas.openxmlformats.org/officeDocument/2006/customXml" ds:itemID="{A2E9CBEA-E82E-474A-85A4-FF6A575923F6}">
+  <ds:schemaRefs>
+    <ds:schemaRef ds:uri="http://schemas.microsoft.com/sharepoint/v3/contenttype/forms"/>
+  </ds:schemaRefs>
+</ds:datastoreItem>
+</file>
+
+<file path=customXml/itemProps2.xml><?xml version="1.0" encoding="utf-8"?>
 <ds:datastoreItem xmlns:ds="http://schemas.openxmlformats.org/officeDocument/2006/customXml" ds:itemID="{F2B44984-77ED-4FFF-9A4B-65BE75079620}">
   <ds:schemaRefs>
     <ds:schemaRef ds:uri="http://schemas.microsoft.com/office/2006/metadata/contentType"/>
@@ -1053,27 +2317,12 @@
 </ds:datastoreItem>
 </file>
 
-<file path=customXml/itemProps2.xml><?xml version="1.0" encoding="utf-8"?>
-<ds:datastoreItem xmlns:ds="http://schemas.openxmlformats.org/officeDocument/2006/customXml" ds:itemID="{A2E9CBEA-E82E-474A-85A4-FF6A575923F6}">
-  <ds:schemaRefs>
-    <ds:schemaRef ds:uri="http://schemas.microsoft.com/sharepoint/v3/contenttype/forms"/>
-  </ds:schemaRefs>
-</ds:datastoreItem>
-</file>
-
 <file path=customXml/itemProps3.xml><?xml version="1.0" encoding="utf-8"?>
 <ds:datastoreItem xmlns:ds="http://schemas.openxmlformats.org/officeDocument/2006/customXml" ds:itemID="{B8B32FA1-35FB-44CC-86C7-DF8F1D0886FE}">
   <ds:schemaRefs>
-    <ds:schemaRef ds:uri="http://purl.org/dc/terms/"/>
+    <ds:schemaRef ds:uri="http://schemas.microsoft.com/office/2006/metadata/properties"/>
     <ds:schemaRef ds:uri="http://schemas.microsoft.com/office/infopath/2007/PartnerControls"/>
-    <ds:schemaRef ds:uri="http://schemas.microsoft.com/office/2006/documentManagement/types"/>
-    <ds:schemaRef ds:uri="http://schemas.openxmlformats.org/package/2006/metadata/core-properties"/>
     <ds:schemaRef ds:uri="3e86ccaf-5828-4ebc-86f0-31e0ce57b6eb"/>
-    <ds:schemaRef ds:uri="http://schemas.microsoft.com/office/2006/metadata/properties"/>
-    <ds:schemaRef ds:uri="http://purl.org/dc/elements/1.1/"/>
-    <ds:schemaRef ds:uri="be238cc9-dbb9-41f5-aa65-81c0f85b0be7"/>
-    <ds:schemaRef ds:uri="http://www.w3.org/XML/1998/namespace"/>
-    <ds:schemaRef ds:uri="http://purl.org/dc/dcmitype/"/>
   </ds:schemaRefs>
 </ds:datastoreItem>
 </file>